--- a/companies/ashcombe-advisory/People/2019.02.06 - Onboarding - Sandra Mcdonald.docx
+++ b/companies/ashcombe-advisory/People/2019.02.06 - Onboarding - Sandra Mcdonald.docx
@@ -7,27 +7,27 @@
         <w:pStyle w:val="Heading1"/>
       </w:pPr>
       <w:r>
-        <w:t>Onboarding Record: Sandra Mcdonald</w:t>
+        <w:t>New to the firm: Sandra Mcdonald</w:t>
       </w:r>
     </w:p>
     <w:p>
       <w:r>
-        <w:t>Sandra Mcdonald joins the firm this week as a Client Coordinator on the operations team, and I want this on record for her file and for everyone she will be working with. Sandra takes on the day-to-day machinery that keeps a correspondence firm running: the shared mailbox, the calendar, the filing of what comes in and goes out, and the steady chasing of the replies and confirmations a busy office otherwise loses track of. It is not glamorous work and it is entirely load-bearing. When it is done well, as I expect it to be, nobody notices; when it is done badly, everybody does.</w:t>
+        <w:t>We are glad to have Sandra Mcdonald with us. A small firm lives or dies on whether the paperwork is in order and the right version reaches the right hands, and that is exactly the discipline she brings. She has spent her career close to the records, the sort of person who can tell you where a document is without opening a drawer, and her arrival takes real weight off the rest of the office.</w:t>
       </w:r>
     </w:p>
     <w:p>
       <w:r>
-        <w:t>Sandra reports to Lisa Flores, Director of Operations, who runs the operations function and will set her priorities and show her how we like things kept. Operations sits at the center of this firm rather than off to one side, because so much of what we do comes down to making sure the right message reaches the right person at the right time. Sandra should look to Lisa for direction and for the answer to anything about how a process is meant to run here.</w:t>
+        <w:t>Sandra joins Operations as a Client Coordinator. Her work is the records side of the practice: filing engagement paperwork, keeping the versions straight, and handling the transmittal of working documents so that the right draft reaches the right desk without a wrong copy slipping through. She reports to Lisa Flores, our Director of Operations, who runs that side of the house and will set her priorities through the first weeks. Between them they hold the ground that lets the advisors stay with their clients rather than hunting for a file.</w:t>
       </w:r>
     </w:p>
     <w:p>
       <w:r>
-        <w:t>In the first weeks the goal is to learn the rhythm of the office. Sandra should get familiar with how the mailbox is triaged, how engagements are filed, and who owns what, and she should not hesitate to ask when a convention is not obvious; a good deal of how we work is habit rather than written rule. Her workstation, email, and access to the shared files should be in place on her first day, and if anything is missing she should flag it straight away rather than build a workaround around it.</w:t>
+        <w:t>Because so much of what we do leaves the office as correspondence, the filing behind it has to be exact, and Sandra's eye for that is a good part of why we wanted her. She will notice when a document is a signature short or has landed in the wrong folder, and we would far rather she raise it early than let it pass down the line. That instinct is welcome here, so she should never feel she is being a nuisance by flagging something that looks off. An orderly file is not a small thing at a firm whose whole product is correspondence, and getting it right is quietly one of the most important jobs in the building.</w:t>
       </w:r>
     </w:p>
     <w:p>
       <w:r>
-        <w:t>One standing expectation, the same one everyone here works to: keep a clean record of what was asked and what is still outstanding. A note that quietly goes unanswered is the thing that turns into a problem three weeks later, and the coordinator who sends the patient reminder is worth a great deal to this firm. Discretion matters just as much; a good part of what crosses the mailbox is confidential, and it stays inside the office. Welcome, Sandra. We are pleased you are here. Prepared by Julie Hill, Managing Partner, for the personnel file.</w:t>
+        <w:t>For the first weeks, Sandra will sit with Operations, and Lisa will walk her through how the engagement files are kept and where the current versions live. There is a settled way we name and store things, and once she has it in hand she should feel free to tighten anything that has drifted. Julie Hill will make a point of welcoming her in person once she is settled and has the lay of the place. Her first task is simply to sit with Lisa and walk the engagement files end to end, so she knows where everything lives before the pace picks up. Welcome aboard, Sandra.</w:t>
       </w:r>
     </w:p>
     <w:sectPr>
